--- a/pr-preview/pr-179/estimator-properties-handout.docx
+++ b/pr-preview/pr-179/estimator-properties-handout.docx
@@ -15,7 +15,7 @@
         <w:pStyle w:val="Date"/>
       </w:pPr>
       <w:r>
-        <w:t xml:space="preserve">Last modified: 2026-10-15 00:16:38 (PDT)</w:t>
+        <w:t xml:space="preserve">Last modified: 2026-10-15 02:23:11 (PDT)</w:t>
       </w:r>
     </w:p>
     <w:p>
@@ -1175,11 +1175,11 @@
         <w:t xml:space="preserve"> </w:t>
       </w:r>
       <m:oMath>
-        <m:r>
-          <m:t>​</m:t>
-        </m:r>
         <m:sSup>
           <m:e>
+            <m:r>
+              <m:t>​</m:t>
+            </m:r>
             <m:d>
               <m:dPr>
                 <m:begChr m:val="("/>
@@ -1209,6 +1209,9 @@
                 </m:r>
               </m:e>
             </m:d>
+            <m:r>
+              <m:t>​</m:t>
+            </m:r>
           </m:e>
           <m:sup>
             <m:r>
@@ -1216,9 +1219,6 @@
             </m:r>
           </m:sup>
         </m:sSup>
-        <m:r>
-          <m:t>​</m:t>
-        </m:r>
       </m:oMath>
       <w:r>
         <w:t xml:space="preserve"> </w:t>
@@ -1365,11 +1365,11 @@
                   <m:grow/>
                 </m:dPr>
                 <m:e>
-                  <m:r>
-                    <m:t>​</m:t>
-                  </m:r>
                   <m:sSup>
                     <m:e>
+                      <m:r>
+                        <m:t>​</m:t>
+                      </m:r>
                       <m:d>
                         <m:dPr>
                           <m:begChr m:val="("/>
@@ -1399,6 +1399,9 @@
                           </m:r>
                         </m:e>
                       </m:d>
+                      <m:r>
+                        <m:t>​</m:t>
+                      </m:r>
                     </m:e>
                     <m:sup>
                       <m:r>
@@ -1406,9 +1409,6 @@
                       </m:r>
                     </m:sup>
                   </m:sSup>
-                  <m:r>
-                    <m:t>​</m:t>
-                  </m:r>
                   <m:r>
                     <m:rPr>
                       <m:sty m:val="p"/>
@@ -1478,11 +1478,11 @@
                       <m:grow/>
                     </m:dPr>
                     <m:e>
-                      <m:r>
-                        <m:t>​</m:t>
-                      </m:r>
                       <m:sSup>
                         <m:e>
+                          <m:r>
+                            <m:t>​</m:t>
+                          </m:r>
                           <m:d>
                             <m:dPr>
                               <m:begChr m:val="("/>
@@ -1512,6 +1512,9 @@
                               </m:r>
                             </m:e>
                           </m:d>
+                          <m:r>
+                            <m:t>​</m:t>
+                          </m:r>
                         </m:e>
                         <m:sup>
                           <m:r>
@@ -1519,9 +1522,6 @@
                           </m:r>
                         </m:sup>
                       </m:sSup>
-                      <m:r>
-                        <m:t>​</m:t>
-                      </m:r>
                     </m:e>
                   </m:d>
                   <m:r>
@@ -1626,11 +1626,11 @@
                       <m:grow/>
                     </m:dPr>
                     <m:e>
-                      <m:r>
-                        <m:t>​</m:t>
-                      </m:r>
                       <m:sSup>
                         <m:e>
+                          <m:r>
+                            <m:t>​</m:t>
+                          </m:r>
                           <m:d>
                             <m:dPr>
                               <m:begChr m:val="("/>
@@ -1670,6 +1670,9 @@
                               </m:r>
                             </m:e>
                           </m:d>
+                          <m:r>
+                            <m:t>​</m:t>
+                          </m:r>
                         </m:e>
                         <m:sup>
                           <m:r>
@@ -1677,9 +1680,6 @@
                           </m:r>
                         </m:sup>
                       </m:sSup>
-                      <m:r>
-                        <m:t>​</m:t>
-                      </m:r>
                     </m:e>
                   </m:d>
                   <m:r>
@@ -3445,7 +3445,7 @@
         <w:t xml:space="preserve"> </w:t>
       </w:r>
       <w:r>
-        <w:t xml:space="preserve">(the Wilson interval from</w:t>
+        <w:t xml:space="preserve">(the Wilson score interval with continuity correction, the default of</w:t>
       </w:r>
       <w:r>
         <w:t xml:space="preserve"> </w:t>
@@ -3536,7 +3536,7 @@
         <w:t xml:space="preserve"> </w:t>
       </w:r>
       <w:r>
-        <w:t xml:space="preserve">gives,</w:t>
+        <w:t xml:space="preserve">gives, capped at 1 because a probability cannot exceed 1,</w:t>
       </w:r>
       <w:r>
         <w:t xml:space="preserve"> </w:t>
@@ -5451,7 +5451,7 @@
               <w:rPr>
                 <w:rStyle w:val="StringTok"/>
               </w:rPr>
-              <w:t xml:space="preserve">"P(|sample mean - population mean| &gt;= 100 g)"</w:t>
+              <w:t xml:space="preserve">"probability of a miss"</w:t>
             </w:r>
             <w:r>
               <w:br/>
@@ -5909,7 +5909,34 @@
         <w:t xml:space="preserve"> </w:t>
       </w:r>
       <w:r>
-        <w:t xml:space="preserve">the less accurate estimator’s in the numerator:</w:t>
+        <w:t xml:space="preserve">the reference estimator’s, that of</w:t>
+      </w:r>
+      <w:r>
+        <w:t xml:space="preserve"> </w:t>
+      </w:r>
+      <m:oMath>
+        <m:sSub>
+          <m:e>
+            <m:acc>
+              <m:accPr>
+                <m:chr m:val="̂"/>
+              </m:accPr>
+              <m:e>
+                <m:r>
+                  <m:t>θ</m:t>
+                </m:r>
+              </m:e>
+            </m:acc>
+          </m:e>
+          <m:sub>
+            <m:r>
+              <m:t>b</m:t>
+            </m:r>
+          </m:sub>
+        </m:sSub>
+      </m:oMath>
+      <w:r>
+        <w:t xml:space="preserve">, in the numerator:</w:t>
       </w:r>
     </w:p>
     <w:p>
@@ -6124,10 +6151,19 @@
               <w:spacing w:before="16" w:after="16"/>
             </w:pPr>
             <w:r>
-              <w:t xml:space="preserve">Casella and Berger (2002, sec. 7.3.1)</w:t>
-            </w:r>
-            <w:r>
-              <w:t xml:space="preserve">.</w:t>
+              <w:t xml:space="preserve">Casella and Berger (2002)</w:t>
+            </w:r>
+            <w:r>
+              <w:t xml:space="preserve"> </w:t>
+            </w:r>
+            <w:r>
+              <w:t xml:space="preserve">define the asymptotic version, through variances, in Def. 10.1.16 (p. 476);</w:t>
+            </w:r>
+            <w:r>
+              <w:t xml:space="preserve"> </w:t>
+            </w:r>
+            <w:r>
+              <w:t xml:space="preserve">this finite-sample form uses the mean squared error of their Def. 7.3.1 (p. 330).</w:t>
             </w:r>
           </w:p>
           <w:p/>
@@ -7075,18 +7111,32 @@
         <w:t xml:space="preserve"> </w:t>
       </w:r>
       <m:oMath>
-        <m:r>
-          <m:t>T</m:t>
-        </m:r>
+        <m:acc>
+          <m:accPr>
+            <m:chr m:val="̂"/>
+          </m:accPr>
+          <m:e>
+            <m:r>
+              <m:t>θ</m:t>
+            </m:r>
+          </m:e>
+        </m:acc>
         <m:r>
           <m:rPr>
             <m:sty m:val="p"/>
           </m:rPr>
           <m:t>=</m:t>
         </m:r>
-        <m:r>
-          <m:t>T</m:t>
-        </m:r>
+        <m:acc>
+          <m:accPr>
+            <m:chr m:val="̂"/>
+          </m:accPr>
+          <m:e>
+            <m:r>
+              <m:t>θ</m:t>
+            </m:r>
+          </m:e>
+        </m:acc>
         <m:r>
           <m:rPr>
             <m:sty m:val="p"/>
@@ -7157,9 +7207,16 @@
         <w:t xml:space="preserve"> </w:t>
       </w:r>
       <m:oMath>
-        <m:r>
-          <m:t>T</m:t>
-        </m:r>
+        <m:acc>
+          <m:accPr>
+            <m:chr m:val="̂"/>
+          </m:accPr>
+          <m:e>
+            <m:r>
+              <m:t>θ</m:t>
+            </m:r>
+          </m:e>
+        </m:acc>
       </m:oMath>
       <w:r>
         <w:t xml:space="preserve"> </w:t>
@@ -7262,9 +7319,16 @@
             <m:grow/>
           </m:dPr>
           <m:e>
-            <m:r>
-              <m:t>T</m:t>
-            </m:r>
+            <m:acc>
+              <m:accPr>
+                <m:chr m:val="̂"/>
+              </m:accPr>
+              <m:e>
+                <m:r>
+                  <m:t>θ</m:t>
+                </m:r>
+              </m:e>
+            </m:acc>
           </m:e>
         </m:d>
         <m:r>
@@ -7374,9 +7438,16 @@
                   <m:grow/>
                 </m:dPr>
                 <m:e>
-                  <m:r>
-                    <m:t>T</m:t>
-                  </m:r>
+                  <m:acc>
+                    <m:accPr>
+                      <m:chr m:val="̂"/>
+                    </m:accPr>
+                    <m:e>
+                      <m:r>
+                        <m:t>θ</m:t>
+                      </m:r>
+                    </m:e>
+                  </m:acc>
                   <m:r>
                     <m:rPr>
                       <m:sty m:val="p"/>
@@ -7429,9 +7500,16 @@
                   <m:grow/>
                 </m:dPr>
                 <m:e>
-                  <m:r>
-                    <m:t>T</m:t>
-                  </m:r>
+                  <m:acc>
+                    <m:accPr>
+                      <m:chr m:val="̂"/>
+                    </m:accPr>
+                    <m:e>
+                      <m:r>
+                        <m:t>θ</m:t>
+                      </m:r>
+                    </m:e>
+                  </m:acc>
                   <m:sSup>
                     <m:e>
                       <m:r>
@@ -7475,9 +7553,16 @@
                   <m:grow/>
                 </m:dPr>
                 <m:e>
-                  <m:r>
-                    <m:t>T</m:t>
-                  </m:r>
+                  <m:acc>
+                    <m:accPr>
+                      <m:chr m:val="̂"/>
+                    </m:accPr>
+                    <m:e>
+                      <m:r>
+                        <m:t>θ</m:t>
+                      </m:r>
+                    </m:e>
+                  </m:acc>
                 </m:e>
               </m:d>
               <m:r>
@@ -7564,9 +7649,16 @@
                   <m:grow/>
                 </m:dPr>
                 <m:e>
-                  <m:r>
-                    <m:t>T</m:t>
-                  </m:r>
+                  <m:acc>
+                    <m:accPr>
+                      <m:chr m:val="̂"/>
+                    </m:accPr>
+                    <m:e>
+                      <m:r>
+                        <m:t>θ</m:t>
+                      </m:r>
+                    </m:e>
+                  </m:acc>
                   <m:sSup>
                     <m:e>
                       <m:r>
@@ -7610,9 +7702,16 @@
                   <m:grow/>
                 </m:dPr>
                 <m:e>
-                  <m:r>
-                    <m:t>T</m:t>
-                  </m:r>
+                  <m:acc>
+                    <m:accPr>
+                      <m:chr m:val="̂"/>
+                    </m:accPr>
+                    <m:e>
+                      <m:r>
+                        <m:t>θ</m:t>
+                      </m:r>
+                    </m:e>
+                  </m:acc>
                 </m:e>
               </m:d>
               <m:r>
@@ -7668,9 +7767,16 @@
                   <m:grow/>
                 </m:dPr>
                 <m:e>
-                  <m:r>
-                    <m:t>T</m:t>
-                  </m:r>
+                  <m:acc>
+                    <m:accPr>
+                      <m:chr m:val="̂"/>
+                    </m:accPr>
+                    <m:e>
+                      <m:r>
+                        <m:t>θ</m:t>
+                      </m:r>
+                    </m:e>
+                  </m:acc>
                   <m:sSup>
                     <m:e>
                       <m:r>
@@ -7769,9 +7875,16 @@
                   <m:grow/>
                 </m:dPr>
                 <m:e>
-                  <m:r>
-                    <m:t>T</m:t>
-                  </m:r>
+                  <m:acc>
+                    <m:accPr>
+                      <m:chr m:val="̂"/>
+                    </m:accPr>
+                    <m:e>
+                      <m:r>
+                        <m:t>θ</m:t>
+                      </m:r>
+                    </m:e>
+                  </m:acc>
                   <m:sSup>
                     <m:e>
                       <m:r>
@@ -7850,9 +7963,16 @@
                 </m:rPr>
                 <m:t>∫</m:t>
               </m:r>
-              <m:r>
-                <m:t>T</m:t>
-              </m:r>
+              <m:acc>
+                <m:accPr>
+                  <m:chr m:val="̂"/>
+                </m:accPr>
+                <m:e>
+                  <m:r>
+                    <m:t>θ</m:t>
+                  </m:r>
+                </m:e>
+              </m:acc>
               <m:r>
                 <m:rPr>
                   <m:sty m:val="p"/>
@@ -8010,9 +8130,16 @@
                 </m:rPr>
                 <m:t>∫</m:t>
               </m:r>
-              <m:r>
-                <m:t>T</m:t>
-              </m:r>
+              <m:acc>
+                <m:accPr>
+                  <m:chr m:val="̂"/>
+                </m:accPr>
+                <m:e>
+                  <m:r>
+                    <m:t>θ</m:t>
+                  </m:r>
+                </m:e>
+              </m:acc>
               <m:r>
                 <m:rPr>
                   <m:sty m:val="p"/>
@@ -8201,9 +8328,16 @@
                 </m:rPr>
                 <m:t>∫</m:t>
               </m:r>
-              <m:r>
-                <m:t>T</m:t>
-              </m:r>
+              <m:acc>
+                <m:accPr>
+                  <m:chr m:val="̂"/>
+                </m:accPr>
+                <m:e>
+                  <m:r>
+                    <m:t>θ</m:t>
+                  </m:r>
+                </m:e>
+              </m:acc>
               <m:r>
                 <m:rPr>
                   <m:sty m:val="p"/>
@@ -8317,7 +8451,7 @@
                   <m:nor/>
                   <m:sty m:val="p"/>
                 </m:rPr>
-                <m:t>(density derivative through its logarithm)</m:t>
+                <m:t>(derivative of a log density)</m:t>
               </m:r>
             </m:e>
             <m:e>
@@ -8360,9 +8494,16 @@
                 </m:rPr>
                 <m:t>∫</m:t>
               </m:r>
-              <m:r>
-                <m:t>T</m:t>
-              </m:r>
+              <m:acc>
+                <m:accPr>
+                  <m:chr m:val="̂"/>
+                </m:accPr>
+                <m:e>
+                  <m:r>
+                    <m:t>θ</m:t>
+                  </m:r>
+                </m:e>
+              </m:acc>
               <m:r>
                 <m:rPr>
                   <m:sty m:val="p"/>
@@ -8506,9 +8647,16 @@
                   <m:grow/>
                 </m:dPr>
                 <m:e>
-                  <m:r>
-                    <m:t>T</m:t>
-                  </m:r>
+                  <m:acc>
+                    <m:accPr>
+                      <m:chr m:val="̂"/>
+                    </m:accPr>
+                    <m:e>
+                      <m:r>
+                        <m:t>θ</m:t>
+                      </m:r>
+                    </m:e>
+                  </m:acc>
                 </m:e>
               </m:d>
               <m:r>
@@ -8578,9 +8726,16 @@
                 </m:rPr>
                 <m:t>(</m:t>
               </m:r>
-              <m:r>
-                <m:t>T</m:t>
-              </m:r>
+              <m:acc>
+                <m:accPr>
+                  <m:chr m:val="̂"/>
+                </m:accPr>
+                <m:e>
+                  <m:r>
+                    <m:t>θ</m:t>
+                  </m:r>
+                </m:e>
+              </m:acc>
               <m:r>
                 <m:rPr>
                   <m:nor/>
@@ -8683,9 +8838,16 @@
         <w:t xml:space="preserve"> </w:t>
       </w:r>
       <m:oMath>
-        <m:r>
-          <m:t>T</m:t>
-        </m:r>
+        <m:acc>
+          <m:accPr>
+            <m:chr m:val="̂"/>
+          </m:accPr>
+          <m:e>
+            <m:r>
+              <m:t>θ</m:t>
+            </m:r>
+          </m:e>
+        </m:acc>
       </m:oMath>
       <w:r>
         <w:t xml:space="preserve"> </w:t>
@@ -8735,9 +8897,16 @@
               <m:grow/>
             </m:dPr>
             <m:e>
-              <m:r>
-                <m:t>T</m:t>
-              </m:r>
+              <m:acc>
+                <m:accPr>
+                  <m:chr m:val="̂"/>
+                </m:accPr>
+                <m:e>
+                  <m:r>
+                    <m:t>θ</m:t>
+                  </m:r>
+                </m:e>
+              </m:acc>
               <m:r>
                 <m:rPr>
                   <m:sty m:val="p"/>
@@ -8859,7 +9028,7 @@
         <w:t xml:space="preserve">.</w:t>
       </w:r>
     </w:p>
-    <w:bookmarkStart w:id="55" w:name="thm-cramer-rao"/>
+    <w:bookmarkStart w:id="57" w:name="thm-cramer-rao"/>
     <w:p>
       <w:pPr>
         <w:pStyle w:val="BodyText"/>
@@ -8975,9 +9144,16 @@
         <w:t xml:space="preserve"> </w:t>
       </w:r>
       <m:oMath>
-        <m:r>
-          <m:t>T</m:t>
-        </m:r>
+        <m:acc>
+          <m:accPr>
+            <m:chr m:val="̂"/>
+          </m:accPr>
+          <m:e>
+            <m:r>
+              <m:t>θ</m:t>
+            </m:r>
+          </m:e>
+        </m:acc>
       </m:oMath>
       <w:r>
         <w:t xml:space="preserve"> </w:t>
@@ -9033,9 +9209,16 @@
               <m:grow/>
             </m:dPr>
             <m:e>
-              <m:r>
-                <m:t>T</m:t>
-              </m:r>
+              <m:acc>
+                <m:accPr>
+                  <m:chr m:val="̂"/>
+                </m:accPr>
+                <m:e>
+                  <m:r>
+                    <m:t>θ</m:t>
+                  </m:r>
+                </m:e>
+              </m:acc>
             </m:e>
           </m:d>
           <m:r>
@@ -9103,10 +9286,147 @@
       </m:oMathPara>
       <w:bookmarkEnd w:id="54"/>
     </w:p>
-    <w:bookmarkEnd w:id="55"/>
+    <w:tbl>
+      <w:tblPr>
+        <w:tblStyle w:val="Table"/>
+        <w:tblLook w:firstRow="0" w:lastRow="0" w:firstColumn="0" w:lastColumn="0" w:noHBand="0" w:noVBand="0" w:val="0000"/>
+        <w:tblBorders>
+          <w:top w:val="single" w:sz="4" w:space="0" w:color="0758E5"/>
+          <w:left w:val="single" w:sz="24" w:space="0" w:color="0758E5"/>
+          <w:bottom w:val="single" w:sz="4" w:space="0" w:color="0758E5"/>
+          <w:right w:val="single" w:sz="4" w:space="0" w:color="0758E5"/>
+        </w:tblBorders>
+        <w:tblCellMar>
+          <w:left w:w="144" w:type="dxa"/>
+          <w:right w:w="144" w:type="dxa"/>
+        </w:tblCellMar>
+        <w:tblLook w:firstRow="0" w:lastRow="0" w:firstColumn="0" w:lastColumn="0" w:noHBand="0" w:noVBand="0" w:val="0000"/>
+      </w:tblPr>
+      <w:tr>
+        <w:trPr>
+          <w:cantSplit/>
+        </w:trPr>
+        <w:tc>
+          <w:tcPr>
+            <w:shd w:color="auto" w:fill="dae6fb" w:val="clear"/>
+            <w:tcMar>
+              <w:top w:w="92" w:type="dxa"/>
+              <w:bottom w:w="92" w:type="dxa"/>
+            </w:tcMar>
+          </w:tcPr>
+          <w:p>
+            <w:pPr>
+              <w:pStyle w:val="FirstParagraph"/>
+            </w:pPr>
+            <w:pPr>
+              <w:spacing w:before="0" w:after="0"/>
+              <w:textAlignment w:val="center"/>
+            </w:pPr>
+            <w:r>
+              <w:drawing>
+                <wp:inline>
+                  <wp:extent cx="152400" cy="152400"/>
+                  <wp:effectExtent b="0" l="0" r="0" t="0"/>
+                  <wp:docPr descr="" title="" id="55" name="Picture"/>
+                  <a:graphic>
+                    <a:graphicData uri="http://schemas.openxmlformats.org/drawingml/2006/picture">
+                      <pic:pic>
+                        <pic:nvPicPr>
+                          <pic:cNvPr descr="/opt/quarto/share/formats/docx/note.png" id="56" name="Picture"/>
+                          <pic:cNvPicPr>
+                            <a:picLocks noChangeArrowheads="1" noChangeAspect="1"/>
+                          </pic:cNvPicPr>
+                        </pic:nvPicPr>
+                        <pic:blipFill>
+                          <a:blip r:embed="rId12"/>
+                          <a:stretch>
+                            <a:fillRect/>
+                          </a:stretch>
+                        </pic:blipFill>
+                        <pic:spPr bwMode="auto">
+                          <a:xfrm>
+                            <a:off x="0" y="0"/>
+                            <a:ext cx="152400" cy="152400"/>
+                          </a:xfrm>
+                          <a:prstGeom prst="rect">
+                            <a:avLst/>
+                          </a:prstGeom>
+                          <a:noFill/>
+                          <a:ln w="9525">
+                            <a:noFill/>
+                            <a:headEnd/>
+                            <a:tailEnd/>
+                          </a:ln>
+                        </pic:spPr>
+                      </pic:pic>
+                    </a:graphicData>
+                  </a:graphic>
+                </wp:inline>
+              </w:drawing>
+            </w:r>
+            <w:r>
+              <w:t xml:space="preserve"> </w:t>
+            </w:r>
+            <w:r>
+              <w:t xml:space="preserve"> </w:t>
+            </w:r>
+            <w:r>
+              <w:t xml:space="preserve">Source</w:t>
+            </w:r>
+          </w:p>
+        </w:tc>
+      </w:tr>
+      <w:tr>
+        <w:trPr>
+          <w:cantSplit/>
+        </w:trPr>
+        <w:tc>
+          <w:tcPr>
+            <w:tcMar>
+              <w:top w:w="108" w:type="dxa"/>
+              <w:bottom w:w="108" w:type="dxa"/>
+            </w:tcMar>
+          </w:tcPr>
+          <w:p>
+            <w:pPr>
+              <w:pStyle w:val="BodyText"/>
+            </w:pPr>
+            <w:pPr>
+              <w:spacing w:before="16" w:after="16"/>
+            </w:pPr>
+            <w:r>
+              <w:t xml:space="preserve">Rao (1945)</w:t>
+            </w:r>
+            <w:r>
+              <w:t xml:space="preserve">;</w:t>
+            </w:r>
+            <w:r>
+              <w:t xml:space="preserve"> </w:t>
+            </w:r>
+            <w:r>
+              <w:t xml:space="preserve">Cramér (1946)</w:t>
+            </w:r>
+            <w:r>
+              <w:t xml:space="preserve">;</w:t>
+            </w:r>
+            <w:r>
+              <w:t xml:space="preserve"> </w:t>
+            </w:r>
+            <w:r>
+              <w:t xml:space="preserve">Casella and Berger (2002, Thm. 7.3.9, p. 335)</w:t>
+            </w:r>
+            <w:r>
+              <w:t xml:space="preserve">.</w:t>
+            </w:r>
+          </w:p>
+          <w:p/>
+        </w:tc>
+      </w:tr>
+    </w:tbl>
+    <w:bookmarkEnd w:id="57"/>
     <w:p>
       <w:pPr>
-        <w:pStyle w:val="FirstParagraph"/>
+        <w:pStyle w:val="BodyText"/>
       </w:pPr>
       <w:r>
         <w:rPr>
@@ -9166,7 +9486,7 @@
       <w:r>
         <w:t xml:space="preserve"> </w:t>
       </w:r>
-      <w:hyperlink r:id="rId56">
+      <w:hyperlink r:id="rId58">
         <w:r>
           <w:rPr>
             <w:rStyle w:val="Hyperlink"/>
@@ -9204,9 +9524,16 @@
             <m:grow/>
           </m:dPr>
           <m:e>
-            <m:r>
-              <m:t>T</m:t>
-            </m:r>
+            <m:acc>
+              <m:accPr>
+                <m:chr m:val="̂"/>
+              </m:accPr>
+              <m:e>
+                <m:r>
+                  <m:t>θ</m:t>
+                </m:r>
+              </m:e>
+            </m:acc>
             <m:r>
               <m:rPr>
                 <m:sty m:val="p"/>
@@ -9296,9 +9623,16 @@
             <m:grow/>
           </m:dPr>
           <m:e>
-            <m:r>
-              <m:t>T</m:t>
-            </m:r>
+            <m:acc>
+              <m:accPr>
+                <m:chr m:val="̂"/>
+              </m:accPr>
+              <m:e>
+                <m:r>
+                  <m:t>θ</m:t>
+                </m:r>
+              </m:e>
+            </m:acc>
           </m:e>
         </m:d>
         <m:r>
@@ -9326,7 +9660,7 @@
       <w:r>
         <w:t xml:space="preserve"> </w:t>
       </w:r>
-      <w:hyperlink r:id="rId57">
+      <w:hyperlink r:id="rId59">
         <w:r>
           <w:rPr>
             <w:rStyle w:val="Hyperlink"/>
@@ -9344,9 +9678,16 @@
         <w:t xml:space="preserve"> </w:t>
       </w:r>
       <m:oMath>
-        <m:r>
-          <m:t>T</m:t>
-        </m:r>
+        <m:acc>
+          <m:accPr>
+            <m:chr m:val="̂"/>
+          </m:accPr>
+          <m:e>
+            <m:r>
+              <m:t>θ</m:t>
+            </m:r>
+          </m:e>
+        </m:acc>
       </m:oMath>
       <w:r>
         <w:t xml:space="preserve"> </w:t>
@@ -9363,7 +9704,7 @@
       <w:r>
         <w:t xml:space="preserve"> </w:t>
       </w:r>
-      <w:hyperlink r:id="rId58">
+      <w:hyperlink r:id="rId60">
         <w:r>
           <w:rPr>
             <w:rStyle w:val="Hyperlink"/>
@@ -9401,11 +9742,11 @@
                 </m:rPr>
                 <m:t>≥</m:t>
               </m:r>
-              <m:r>
-                <m:t>​</m:t>
-              </m:r>
               <m:sSup>
                 <m:e>
+                  <m:r>
+                    <m:t>​</m:t>
+                  </m:r>
                   <m:d>
                     <m:dPr>
                       <m:begChr m:val="("/>
@@ -9431,9 +9772,16 @@
                           <m:grow/>
                         </m:dPr>
                         <m:e>
-                          <m:r>
-                            <m:t>T</m:t>
-                          </m:r>
+                          <m:acc>
+                            <m:accPr>
+                              <m:chr m:val="̂"/>
+                            </m:accPr>
+                            <m:e>
+                              <m:r>
+                                <m:t>θ</m:t>
+                              </m:r>
+                            </m:e>
+                          </m:acc>
                           <m:r>
                             <m:rPr>
                               <m:sty m:val="p"/>
@@ -9462,6 +9810,9 @@
                       </m:r>
                     </m:e>
                   </m:d>
+                  <m:r>
+                    <m:t>​</m:t>
+                  </m:r>
                 </m:e>
                 <m:sup>
                   <m:r>
@@ -9470,9 +9821,6 @@
                 </m:sup>
               </m:sSup>
               <m:r>
-                <m:t>​</m:t>
-              </m:r>
-              <m:r>
                 <m:t>&amp;</m:t>
               </m:r>
               <m:r>
@@ -9538,11 +9886,11 @@
                   <m:type m:val="bar"/>
                 </m:fPr>
                 <m:num>
-                  <m:r>
-                    <m:t>​</m:t>
-                  </m:r>
                   <m:sSup>
                     <m:e>
+                      <m:r>
+                        <m:t>​</m:t>
+                      </m:r>
                       <m:d>
                         <m:dPr>
                           <m:begChr m:val="("/>
@@ -9568,9 +9916,16 @@
                               <m:grow/>
                             </m:dPr>
                             <m:e>
-                              <m:r>
-                                <m:t>T</m:t>
-                              </m:r>
+                              <m:acc>
+                                <m:accPr>
+                                  <m:chr m:val="̂"/>
+                                </m:accPr>
+                                <m:e>
+                                  <m:r>
+                                    <m:t>θ</m:t>
+                                  </m:r>
+                                </m:e>
+                              </m:acc>
                               <m:r>
                                 <m:rPr>
                                   <m:sty m:val="p"/>
@@ -9599,6 +9954,9 @@
                           </m:r>
                         </m:e>
                       </m:d>
+                      <m:r>
+                        <m:t>​</m:t>
+                      </m:r>
                     </m:e>
                     <m:sup>
                       <m:r>
@@ -9606,9 +9964,6 @@
                       </m:r>
                     </m:sup>
                   </m:sSup>
-                  <m:r>
-                    <m:t>​</m:t>
-                  </m:r>
                 </m:num>
                 <m:den>
                   <m:r>
@@ -9628,9 +9983,16 @@
                       <m:grow/>
                     </m:dPr>
                     <m:e>
-                      <m:r>
-                        <m:t>T</m:t>
-                      </m:r>
+                      <m:acc>
+                        <m:accPr>
+                          <m:chr m:val="̂"/>
+                        </m:accPr>
+                        <m:e>
+                          <m:r>
+                            <m:t>θ</m:t>
+                          </m:r>
+                        </m:e>
+                      </m:acc>
                     </m:e>
                   </m:d>
                   <m:r>
@@ -9738,9 +10100,16 @@
                       <m:grow/>
                     </m:dPr>
                     <m:e>
-                      <m:r>
-                        <m:t>T</m:t>
-                      </m:r>
+                      <m:acc>
+                        <m:accPr>
+                          <m:chr m:val="̂"/>
+                        </m:accPr>
+                        <m:e>
+                          <m:r>
+                            <m:t>θ</m:t>
+                          </m:r>
+                        </m:e>
+                      </m:acc>
                     </m:e>
                   </m:d>
                   <m:r>
@@ -9784,17 +10153,7 @@
                   <m:nor/>
                   <m:sty m:val="p"/>
                 </m:rPr>
-                <m:t>(covariance of </m:t>
-              </m:r>
-              <m:r>
-                <m:t>T</m:t>
-              </m:r>
-              <m:r>
-                <m:rPr>
-                  <m:nor/>
-                  <m:sty m:val="p"/>
-                </m:rPr>
-                <m:t> with the score is 1, and the score has variance </m:t>
+                <m:t>(covariance is 1; the score has variance </m:t>
               </m:r>
               <m:r>
                 <m:rPr>
@@ -9863,9 +10222,16 @@
                       <m:grow/>
                     </m:dPr>
                     <m:e>
-                      <m:r>
-                        <m:t>T</m:t>
-                      </m:r>
+                      <m:acc>
+                        <m:accPr>
+                          <m:chr m:val="̂"/>
+                        </m:accPr>
+                        <m:e>
+                          <m:r>
+                            <m:t>θ</m:t>
+                          </m:r>
+                        </m:e>
+                      </m:acc>
                     </m:e>
                   </m:d>
                   <m:r>
@@ -9972,9 +10338,16 @@
             <m:grow/>
           </m:dPr>
           <m:e>
-            <m:r>
-              <m:t>T</m:t>
-            </m:r>
+            <m:acc>
+              <m:accPr>
+                <m:chr m:val="̂"/>
+              </m:accPr>
+              <m:e>
+                <m:r>
+                  <m:t>θ</m:t>
+                </m:r>
+              </m:e>
+            </m:acc>
           </m:e>
         </m:d>
         <m:r>
@@ -10038,143 +10411,6 @@
         <w:t xml:space="preserve">.</w:t>
       </w:r>
     </w:p>
-    <w:tbl>
-      <w:tblPr>
-        <w:tblStyle w:val="Table"/>
-        <w:tblLook w:firstRow="0" w:lastRow="0" w:firstColumn="0" w:lastColumn="0" w:noHBand="0" w:noVBand="0" w:val="0000"/>
-        <w:tblBorders>
-          <w:top w:val="single" w:sz="4" w:space="0" w:color="0758E5"/>
-          <w:left w:val="single" w:sz="24" w:space="0" w:color="0758E5"/>
-          <w:bottom w:val="single" w:sz="4" w:space="0" w:color="0758E5"/>
-          <w:right w:val="single" w:sz="4" w:space="0" w:color="0758E5"/>
-        </w:tblBorders>
-        <w:tblCellMar>
-          <w:left w:w="144" w:type="dxa"/>
-          <w:right w:w="144" w:type="dxa"/>
-        </w:tblCellMar>
-        <w:tblLook w:firstRow="0" w:lastRow="0" w:firstColumn="0" w:lastColumn="0" w:noHBand="0" w:noVBand="0" w:val="0000"/>
-      </w:tblPr>
-      <w:tr>
-        <w:trPr>
-          <w:cantSplit/>
-        </w:trPr>
-        <w:tc>
-          <w:tcPr>
-            <w:shd w:color="auto" w:fill="dae6fb" w:val="clear"/>
-            <w:tcMar>
-              <w:top w:w="92" w:type="dxa"/>
-              <w:bottom w:w="92" w:type="dxa"/>
-            </w:tcMar>
-          </w:tcPr>
-          <w:p>
-            <w:pPr>
-              <w:pStyle w:val="BodyText"/>
-            </w:pPr>
-            <w:pPr>
-              <w:spacing w:before="0" w:after="0"/>
-              <w:textAlignment w:val="center"/>
-            </w:pPr>
-            <w:r>
-              <w:drawing>
-                <wp:inline>
-                  <wp:extent cx="152400" cy="152400"/>
-                  <wp:effectExtent b="0" l="0" r="0" t="0"/>
-                  <wp:docPr descr="" title="" id="59" name="Picture"/>
-                  <a:graphic>
-                    <a:graphicData uri="http://schemas.openxmlformats.org/drawingml/2006/picture">
-                      <pic:pic>
-                        <pic:nvPicPr>
-                          <pic:cNvPr descr="/opt/quarto/share/formats/docx/note.png" id="60" name="Picture"/>
-                          <pic:cNvPicPr>
-                            <a:picLocks noChangeArrowheads="1" noChangeAspect="1"/>
-                          </pic:cNvPicPr>
-                        </pic:nvPicPr>
-                        <pic:blipFill>
-                          <a:blip r:embed="rId12"/>
-                          <a:stretch>
-                            <a:fillRect/>
-                          </a:stretch>
-                        </pic:blipFill>
-                        <pic:spPr bwMode="auto">
-                          <a:xfrm>
-                            <a:off x="0" y="0"/>
-                            <a:ext cx="152400" cy="152400"/>
-                          </a:xfrm>
-                          <a:prstGeom prst="rect">
-                            <a:avLst/>
-                          </a:prstGeom>
-                          <a:noFill/>
-                          <a:ln w="9525">
-                            <a:noFill/>
-                            <a:headEnd/>
-                            <a:tailEnd/>
-                          </a:ln>
-                        </pic:spPr>
-                      </pic:pic>
-                    </a:graphicData>
-                  </a:graphic>
-                </wp:inline>
-              </w:drawing>
-            </w:r>
-            <w:r>
-              <w:t xml:space="preserve"> </w:t>
-            </w:r>
-            <w:r>
-              <w:t xml:space="preserve"> </w:t>
-            </w:r>
-            <w:r>
-              <w:t xml:space="preserve">Source</w:t>
-            </w:r>
-          </w:p>
-        </w:tc>
-      </w:tr>
-      <w:tr>
-        <w:trPr>
-          <w:cantSplit/>
-        </w:trPr>
-        <w:tc>
-          <w:tcPr>
-            <w:tcMar>
-              <w:top w:w="108" w:type="dxa"/>
-              <w:bottom w:w="108" w:type="dxa"/>
-            </w:tcMar>
-          </w:tcPr>
-          <w:p>
-            <w:pPr>
-              <w:pStyle w:val="BodyText"/>
-            </w:pPr>
-            <w:pPr>
-              <w:spacing w:before="16" w:after="16"/>
-            </w:pPr>
-            <w:r>
-              <w:t xml:space="preserve">Rao (1945)</w:t>
-            </w:r>
-            <w:r>
-              <w:t xml:space="preserve">;</w:t>
-            </w:r>
-            <w:r>
-              <w:t xml:space="preserve"> </w:t>
-            </w:r>
-            <w:r>
-              <w:t xml:space="preserve">Cramér (1946)</w:t>
-            </w:r>
-            <w:r>
-              <w:t xml:space="preserve">;</w:t>
-            </w:r>
-            <w:r>
-              <w:t xml:space="preserve"> </w:t>
-            </w:r>
-            <w:r>
-              <w:t xml:space="preserve">Casella and Berger (2002, Thm. 7.3.9, p. 335)</w:t>
-            </w:r>
-            <w:r>
-              <w:t xml:space="preserve">.</w:t>
-            </w:r>
-          </w:p>
-          <w:p/>
-        </w:tc>
-      </w:tr>
-    </w:tbl>
     <w:bookmarkStart w:id="63" w:name="def-efficient"/>
     <w:p>
       <w:pPr>
@@ -10214,9 +10450,16 @@
         <w:t xml:space="preserve"> </w:t>
       </w:r>
       <m:oMath>
-        <m:r>
-          <m:t>T</m:t>
-        </m:r>
+        <m:acc>
+          <m:accPr>
+            <m:chr m:val="̂"/>
+          </m:accPr>
+          <m:e>
+            <m:r>
+              <m:t>θ</m:t>
+            </m:r>
+          </m:e>
+        </m:acc>
       </m:oMath>
       <w:r>
         <w:t xml:space="preserve"> </w:t>
@@ -10295,9 +10538,16 @@
               <m:grow/>
             </m:dPr>
             <m:e>
-              <m:r>
-                <m:t>T</m:t>
-              </m:r>
+              <m:acc>
+                <m:accPr>
+                  <m:chr m:val="̂"/>
+                </m:accPr>
+                <m:e>
+                  <m:r>
+                    <m:t>θ</m:t>
+                  </m:r>
+                </m:e>
+              </m:acc>
             </m:e>
           </m:d>
           <m:r>
@@ -11249,13 +11499,39 @@
         <w:pStyle w:val="BodyText"/>
       </w:pPr>
       <w:r>
-        <w:t xml:space="preserve">A biased estimator can beat the bound,</w:t>
-      </w:r>
-      <w:r>
-        <w:t xml:space="preserve"> </w:t>
-      </w:r>
-      <w:r>
-        <w:t xml:space="preserve">because</w:t>
+        <w:t xml:space="preserve">A biased estimator can have a variance below the bound,</w:t>
+      </w:r>
+      <w:r>
+        <w:t xml:space="preserve"> </w:t>
+      </w:r>
+      <w:r>
+        <w:t xml:space="preserve">because the bound relies on</w:t>
+      </w:r>
+      <w:r>
+        <w:t xml:space="preserve"> </w:t>
+      </w:r>
+      <w:hyperlink w:anchor="exr-cov-estimator-score">
+        <w:r>
+          <w:rPr>
+            <w:rStyle w:val="Hyperlink"/>
+          </w:rPr>
+          <w:t xml:space="preserve">the covariance of an estimator and the score</w:t>
+        </w:r>
+      </w:hyperlink>
+      <w:r>
+        <w:t xml:space="preserve">,</w:t>
+      </w:r>
+      <w:r>
+        <w:t xml:space="preserve"> </w:t>
+      </w:r>
+      <w:r>
+        <w:t xml:space="preserve">which assumes the estimator is unbiased.</w:t>
+      </w:r>
+      <w:r>
+        <w:t xml:space="preserve"> </w:t>
+      </w:r>
+      <w:r>
+        <w:t xml:space="preserve">Its</w:t>
       </w:r>
       <w:r>
         <w:t xml:space="preserve"> </w:t>
@@ -11272,19 +11548,19 @@
         <w:t xml:space="preserve"> </w:t>
       </w:r>
       <w:r>
-        <w:t xml:space="preserve">adds squared bias to the variance,</w:t>
-      </w:r>
-      <w:r>
-        <w:t xml:space="preserve"> </w:t>
-      </w:r>
-      <w:r>
-        <w:t xml:space="preserve">and trading a little bias for a large drop in variance</w:t>
-      </w:r>
-      <w:r>
-        <w:t xml:space="preserve"> </w:t>
-      </w:r>
-      <w:r>
-        <w:t xml:space="preserve">can lower the mean squared error.</w:t>
+        <w:t xml:space="preserve">adds the squared bias to the variance,</w:t>
+      </w:r>
+      <w:r>
+        <w:t xml:space="preserve"> </w:t>
+      </w:r>
+      <w:r>
+        <w:t xml:space="preserve">so trading a little bias for a large drop in variance</w:t>
+      </w:r>
+      <w:r>
+        <w:t xml:space="preserve"> </w:t>
+      </w:r>
+      <w:r>
+        <w:t xml:space="preserve">can also lower the mean squared error.</w:t>
       </w:r>
     </w:p>
     <w:p>
@@ -11400,7 +11676,7 @@
     </w:p>
     <w:bookmarkEnd w:id="71"/>
     <w:bookmarkEnd w:id="72"/>
-    <w:bookmarkStart w:id="79" w:name="references"/>
+    <w:bookmarkStart w:id="80" w:name="references"/>
     <w:p>
       <w:pPr>
         <w:pStyle w:val="Heading2"/>
@@ -11409,7 +11685,7 @@
         <w:t xml:space="preserve">References</w:t>
       </w:r>
     </w:p>
-    <w:bookmarkStart w:id="78" w:name="refs"/>
+    <w:bookmarkStart w:id="79" w:name="refs"/>
     <w:bookmarkStart w:id="74" w:name="ref-CaseBerg01"/>
     <w:p>
       <w:pPr>
@@ -11447,7 +11723,7 @@
       </w:r>
     </w:p>
     <w:bookmarkEnd w:id="74"/>
-    <w:bookmarkStart w:id="75" w:name="ref-cramer1946mathematical"/>
+    <w:bookmarkStart w:id="76" w:name="ref-cramer1946mathematical"/>
     <w:p>
       <w:pPr>
         <w:pStyle w:val="Bibliography"/>
@@ -11468,9 +11744,23 @@
       <w:r>
         <w:t xml:space="preserve">. Princeton University Press.</w:t>
       </w:r>
+      <w:r>
+        <w:t xml:space="preserve"> </w:t>
+      </w:r>
+      <w:hyperlink r:id="rId75">
+        <w:r>
+          <w:rPr>
+            <w:rStyle w:val="Hyperlink"/>
+          </w:rPr>
+          <w:t xml:space="preserve">https://doi.org/10.1515/9781400883868</w:t>
+        </w:r>
+      </w:hyperlink>
+      <w:r>
+        <w:t xml:space="preserve">.</w:t>
+      </w:r>
     </w:p>
-    <w:bookmarkEnd w:id="75"/>
-    <w:bookmarkStart w:id="76" w:name="ref-hosmer1989applied"/>
+    <w:bookmarkEnd w:id="76"/>
+    <w:bookmarkStart w:id="77" w:name="ref-hosmer1989applied"/>
     <w:p>
       <w:pPr>
         <w:pStyle w:val="Bibliography"/>
@@ -11492,8 +11782,8 @@
         <w:t xml:space="preserve">. Wiley.</w:t>
       </w:r>
     </w:p>
-    <w:bookmarkEnd w:id="76"/>
-    <w:bookmarkStart w:id="77" w:name="ref-rao1945information"/>
+    <w:bookmarkEnd w:id="77"/>
+    <w:bookmarkStart w:id="78" w:name="ref-rao1945information"/>
     <w:p>
       <w:pPr>
         <w:pStyle w:val="Bibliography"/>
@@ -11524,9 +11814,9 @@
         <w:t xml:space="preserve">37: 81–91.</w:t>
       </w:r>
     </w:p>
-    <w:bookmarkEnd w:id="77"/>
     <w:bookmarkEnd w:id="78"/>
     <w:bookmarkEnd w:id="79"/>
+    <w:bookmarkEnd w:id="80"/>
     <w:sectPr>
       <w:footnotePr>
         <w:numRestart w:val="eachSect"/>
